--- a/Git Hub/Assignment/Module-5(Database)/Query.docx
+++ b/Git Hub/Assignment/Module-5(Database)/Query.docx
@@ -575,14 +575,7 @@
           <w:sz w:val="28"/>
           <w:szCs w:val="28"/>
         </w:rPr>
-        <w:t xml:space="preserve">1  </w:t>
-      </w:r>
-      <w:r>
-        <w:rPr>
-          <w:sz w:val="28"/>
-          <w:szCs w:val="28"/>
-        </w:rPr>
-        <w:t>Write</w:t>
+        <w:t>1  Write</w:t>
       </w:r>
       <w:proofErr w:type="gramEnd"/>
       <w:r>
@@ -798,14 +791,7 @@
           <w:sz w:val="28"/>
           <w:szCs w:val="28"/>
         </w:rPr>
-        <w:t xml:space="preserve">2  </w:t>
-      </w:r>
-      <w:r>
-        <w:rPr>
-          <w:sz w:val="28"/>
-          <w:szCs w:val="28"/>
-        </w:rPr>
-        <w:t>Write</w:t>
+        <w:t>2  Write</w:t>
       </w:r>
       <w:proofErr w:type="gramEnd"/>
       <w:r>
@@ -973,14 +959,7 @@
           <w:sz w:val="28"/>
           <w:szCs w:val="28"/>
         </w:rPr>
-        <w:t xml:space="preserve">1  </w:t>
-      </w:r>
-      <w:r>
-        <w:rPr>
-          <w:sz w:val="28"/>
-          <w:szCs w:val="28"/>
-        </w:rPr>
-        <w:t>Create</w:t>
+        <w:t>1  Create</w:t>
       </w:r>
       <w:proofErr w:type="gramEnd"/>
       <w:r>
@@ -1377,55 +1356,157 @@
     </w:p>
     <w:p>
       <w:pPr>
+        <w:autoSpaceDE w:val="0"/>
+        <w:autoSpaceDN w:val="0"/>
+        <w:adjustRightInd w:val="0"/>
+        <w:spacing w:line="240" w:lineRule="auto"/>
+        <w:rPr>
+          <w:rFonts w:ascii="Calibri" w:hAnsi="Calibri" w:cs="Calibri"/>
+          <w:color w:val="000000"/>
+          <w:sz w:val="28"/>
+          <w:szCs w:val="28"/>
+          <w:lang w:val="en-IN"/>
+        </w:rPr>
+      </w:pPr>
+      <w:r>
+        <w:rPr>
+          <w:rFonts w:ascii="Calibri" w:hAnsi="Calibri" w:cs="Calibri"/>
+          <w:color w:val="000000"/>
+          <w:sz w:val="28"/>
+          <w:szCs w:val="28"/>
+          <w:lang w:val="en-IN"/>
+        </w:rPr>
+        <w:t xml:space="preserve">4. Main SQL Commands and Sub-commands (DDL) </w:t>
+      </w:r>
+    </w:p>
+    <w:p>
+      <w:pPr>
+        <w:autoSpaceDE w:val="0"/>
+        <w:autoSpaceDN w:val="0"/>
+        <w:adjustRightInd w:val="0"/>
+        <w:spacing w:line="240" w:lineRule="auto"/>
+        <w:rPr>
+          <w:rFonts w:ascii="Calibri" w:hAnsi="Calibri" w:cs="Calibri"/>
+          <w:color w:val="000000"/>
+          <w:sz w:val="24"/>
+          <w:szCs w:val="24"/>
+          <w:lang w:val="en-IN"/>
+        </w:rPr>
+      </w:pPr>
+    </w:p>
+    <w:p>
+      <w:pPr>
+        <w:autoSpaceDE w:val="0"/>
+        <w:autoSpaceDN w:val="0"/>
+        <w:adjustRightInd w:val="0"/>
+        <w:spacing w:line="240" w:lineRule="auto"/>
+        <w:rPr>
+          <w:rFonts w:ascii="Calibri" w:hAnsi="Calibri" w:cs="Calibri"/>
+          <w:color w:val="000000"/>
+          <w:lang w:val="en-IN"/>
+        </w:rPr>
+      </w:pPr>
+      <w:r>
+        <w:rPr>
+          <w:rFonts w:ascii="Calibri" w:hAnsi="Calibri" w:cs="Calibri"/>
+          <w:b/>
+          <w:bCs/>
+          <w:color w:val="000000"/>
+          <w:lang w:val="en-IN"/>
+        </w:rPr>
+        <w:t>Lab 1</w:t>
+      </w:r>
+      <w:r>
+        <w:rPr>
+          <w:rFonts w:ascii="Calibri" w:hAnsi="Calibri" w:cs="Calibri"/>
+          <w:color w:val="000000"/>
+          <w:lang w:val="en-IN"/>
+        </w:rPr>
+        <w:t xml:space="preserve">: Create a table </w:t>
+      </w:r>
+      <w:r>
+        <w:rPr>
+          <w:rFonts w:ascii="Courier New" w:hAnsi="Courier New" w:cs="Courier New"/>
+          <w:color w:val="000000"/>
+          <w:sz w:val="20"/>
+          <w:szCs w:val="20"/>
+          <w:lang w:val="en-IN"/>
+        </w:rPr>
+        <w:t xml:space="preserve">courses </w:t>
+      </w:r>
+      <w:r>
+        <w:rPr>
+          <w:rFonts w:ascii="Calibri" w:hAnsi="Calibri" w:cs="Calibri"/>
+          <w:color w:val="000000"/>
+          <w:lang w:val="en-IN"/>
+        </w:rPr>
+        <w:t xml:space="preserve">with columns: </w:t>
+      </w:r>
+      <w:proofErr w:type="spellStart"/>
+      <w:r>
+        <w:rPr>
+          <w:rFonts w:ascii="Courier New" w:hAnsi="Courier New" w:cs="Courier New"/>
+          <w:color w:val="000000"/>
+          <w:sz w:val="20"/>
+          <w:szCs w:val="20"/>
+          <w:lang w:val="en-IN"/>
+        </w:rPr>
+        <w:t>course_id</w:t>
+      </w:r>
+      <w:proofErr w:type="spellEnd"/>
+      <w:r>
+        <w:rPr>
+          <w:rFonts w:ascii="Calibri" w:hAnsi="Calibri" w:cs="Calibri"/>
+          <w:color w:val="000000"/>
+          <w:lang w:val="en-IN"/>
+        </w:rPr>
+        <w:t xml:space="preserve">, </w:t>
+      </w:r>
+      <w:proofErr w:type="spellStart"/>
+      <w:r>
+        <w:rPr>
+          <w:rFonts w:ascii="Courier New" w:hAnsi="Courier New" w:cs="Courier New"/>
+          <w:color w:val="000000"/>
+          <w:sz w:val="20"/>
+          <w:szCs w:val="20"/>
+          <w:lang w:val="en-IN"/>
+        </w:rPr>
+        <w:t>course_name</w:t>
+      </w:r>
+      <w:proofErr w:type="spellEnd"/>
+      <w:r>
+        <w:rPr>
+          <w:rFonts w:ascii="Calibri" w:hAnsi="Calibri" w:cs="Calibri"/>
+          <w:color w:val="000000"/>
+          <w:lang w:val="en-IN"/>
+        </w:rPr>
+        <w:t xml:space="preserve">, and </w:t>
+      </w:r>
+    </w:p>
+    <w:p>
+      <w:pPr>
         <w:pStyle w:val="Default"/>
-      </w:pPr>
-      <w:r>
-        <w:rPr>
-          <w:sz w:val="28"/>
-          <w:szCs w:val="28"/>
-        </w:rPr>
-        <w:t xml:space="preserve">Lab – </w:t>
-      </w:r>
-      <w:proofErr w:type="gramStart"/>
-      <w:r>
-        <w:rPr>
-          <w:sz w:val="28"/>
-          <w:szCs w:val="28"/>
-        </w:rPr>
-        <w:t xml:space="preserve">2 </w:t>
-      </w:r>
-      <w:r>
-        <w:t xml:space="preserve"> </w:t>
-      </w:r>
-      <w:r>
         <w:rPr>
           <w:sz w:val="22"/>
           <w:szCs w:val="22"/>
         </w:rPr>
-        <w:t>Implement</w:t>
-      </w:r>
-      <w:proofErr w:type="gramEnd"/>
-      <w:r>
-        <w:rPr>
-          <w:sz w:val="22"/>
-          <w:szCs w:val="22"/>
-        </w:rPr>
-        <w:t xml:space="preserve"> a </w:t>
-      </w:r>
+      </w:pPr>
+      <w:proofErr w:type="spellStart"/>
       <w:r>
         <w:rPr>
           <w:rFonts w:ascii="Courier New" w:hAnsi="Courier New" w:cs="Courier New"/>
           <w:sz w:val="20"/>
           <w:szCs w:val="20"/>
         </w:rPr>
-        <w:t xml:space="preserve">FOREIGN KEY </w:t>
-      </w:r>
+        <w:t>course_credits</w:t>
+      </w:r>
+      <w:proofErr w:type="spellEnd"/>
       <w:r>
         <w:rPr>
           <w:sz w:val="22"/>
           <w:szCs w:val="22"/>
         </w:rPr>
-        <w:t xml:space="preserve">constraint to relate the </w:t>
+        <w:t xml:space="preserve">. Set the </w:t>
       </w:r>
       <w:proofErr w:type="spellStart"/>
       <w:r>
@@ -1434,7 +1515,7 @@
           <w:sz w:val="20"/>
           <w:szCs w:val="20"/>
         </w:rPr>
-        <w:t>teacher_id</w:t>
+        <w:t>course_id</w:t>
       </w:r>
       <w:proofErr w:type="spellEnd"/>
       <w:r>
@@ -1450,7 +1531,7 @@
           <w:sz w:val="22"/>
           <w:szCs w:val="22"/>
         </w:rPr>
-        <w:t xml:space="preserve">from the </w:t>
+        <w:t>as the primary key.</w:t>
       </w:r>
     </w:p>
     <w:p>
@@ -1461,62 +1542,378 @@
           <w:szCs w:val="22"/>
         </w:rPr>
       </w:pPr>
+      <w:r>
+        <w:rPr>
+          <w:sz w:val="22"/>
+          <w:szCs w:val="22"/>
+        </w:rPr>
+        <w:t xml:space="preserve">Ans. </w:t>
+      </w:r>
+      <w:r>
+        <w:rPr>
+          <w:sz w:val="22"/>
+          <w:szCs w:val="22"/>
+        </w:rPr>
+        <w:t xml:space="preserve">CREATE table </w:t>
+      </w:r>
       <w:proofErr w:type="gramStart"/>
+      <w:r>
+        <w:rPr>
+          <w:sz w:val="22"/>
+          <w:szCs w:val="22"/>
+        </w:rPr>
+        <w:t>courses(</w:t>
+      </w:r>
+      <w:proofErr w:type="spellStart"/>
+      <w:proofErr w:type="gramEnd"/>
+      <w:r>
+        <w:rPr>
+          <w:sz w:val="22"/>
+          <w:szCs w:val="22"/>
+        </w:rPr>
+        <w:t>course_id</w:t>
+      </w:r>
+      <w:proofErr w:type="spellEnd"/>
+      <w:r>
+        <w:rPr>
+          <w:sz w:val="22"/>
+          <w:szCs w:val="22"/>
+        </w:rPr>
+        <w:t xml:space="preserve"> </w:t>
+      </w:r>
+      <w:proofErr w:type="spellStart"/>
+      <w:r>
+        <w:rPr>
+          <w:sz w:val="22"/>
+          <w:szCs w:val="22"/>
+        </w:rPr>
+        <w:t>int</w:t>
+      </w:r>
+      <w:proofErr w:type="spellEnd"/>
+      <w:r>
+        <w:rPr>
+          <w:sz w:val="22"/>
+          <w:szCs w:val="22"/>
+        </w:rPr>
+        <w:t xml:space="preserve"> PRIMARY KEY , </w:t>
+      </w:r>
+      <w:proofErr w:type="spellStart"/>
+      <w:r>
+        <w:rPr>
+          <w:sz w:val="22"/>
+          <w:szCs w:val="22"/>
+        </w:rPr>
+        <w:t>course_name</w:t>
+      </w:r>
+      <w:proofErr w:type="spellEnd"/>
+      <w:r>
+        <w:rPr>
+          <w:sz w:val="22"/>
+          <w:szCs w:val="22"/>
+        </w:rPr>
+        <w:t xml:space="preserve"> </w:t>
+      </w:r>
+      <w:proofErr w:type="spellStart"/>
+      <w:r>
+        <w:rPr>
+          <w:sz w:val="22"/>
+          <w:szCs w:val="22"/>
+        </w:rPr>
+        <w:t>varchar</w:t>
+      </w:r>
+      <w:proofErr w:type="spellEnd"/>
+      <w:r>
+        <w:rPr>
+          <w:sz w:val="22"/>
+          <w:szCs w:val="22"/>
+        </w:rPr>
+        <w:t>(50),</w:t>
+      </w:r>
+      <w:proofErr w:type="spellStart"/>
+      <w:r>
+        <w:rPr>
+          <w:sz w:val="22"/>
+          <w:szCs w:val="22"/>
+        </w:rPr>
+        <w:t>course_credit</w:t>
+      </w:r>
+      <w:proofErr w:type="spellEnd"/>
+      <w:r>
+        <w:rPr>
+          <w:sz w:val="22"/>
+          <w:szCs w:val="22"/>
+        </w:rPr>
+        <w:t xml:space="preserve"> </w:t>
+      </w:r>
+      <w:proofErr w:type="spellStart"/>
+      <w:r>
+        <w:rPr>
+          <w:sz w:val="22"/>
+          <w:szCs w:val="22"/>
+        </w:rPr>
+        <w:t>int</w:t>
+      </w:r>
+      <w:proofErr w:type="spellEnd"/>
+      <w:r>
+        <w:rPr>
+          <w:sz w:val="22"/>
+          <w:szCs w:val="22"/>
+        </w:rPr>
+        <w:t>)</w:t>
+      </w:r>
+    </w:p>
+    <w:p>
+      <w:pPr>
+        <w:pStyle w:val="Default"/>
+        <w:rPr>
+          <w:sz w:val="28"/>
+          <w:szCs w:val="28"/>
+        </w:rPr>
+      </w:pPr>
+      <w:r>
+        <w:rPr>
+          <w:sz w:val="28"/>
+          <w:szCs w:val="28"/>
+        </w:rPr>
+        <w:drawing>
+          <wp:inline distT="0" distB="0" distL="0" distR="0" wp14:anchorId="40323D04" wp14:editId="67EC9D15">
+            <wp:extent cx="5943600" cy="3362325"/>
+            <wp:effectExtent l="0" t="0" r="0" b="9525"/>
+            <wp:docPr id="7" name="Picture 7"/>
+            <wp:cNvGraphicFramePr>
+              <a:graphicFrameLocks xmlns:a="http://schemas.openxmlformats.org/drawingml/2006/main" noChangeAspect="1"/>
+            </wp:cNvGraphicFramePr>
+            <a:graphic xmlns:a="http://schemas.openxmlformats.org/drawingml/2006/main">
+              <a:graphicData uri="http://schemas.openxmlformats.org/drawingml/2006/picture">
+                <pic:pic xmlns:pic="http://schemas.openxmlformats.org/drawingml/2006/picture">
+                  <pic:nvPicPr>
+                    <pic:cNvPr id="1" name=""/>
+                    <pic:cNvPicPr/>
+                  </pic:nvPicPr>
+                  <pic:blipFill>
+                    <a:blip r:embed="rId10"/>
+                    <a:stretch>
+                      <a:fillRect/>
+                    </a:stretch>
+                  </pic:blipFill>
+                  <pic:spPr>
+                    <a:xfrm>
+                      <a:off x="0" y="0"/>
+                      <a:ext cx="5943600" cy="3362325"/>
+                    </a:xfrm>
+                    <a:prstGeom prst="rect">
+                      <a:avLst/>
+                    </a:prstGeom>
+                  </pic:spPr>
+                </pic:pic>
+              </a:graphicData>
+            </a:graphic>
+          </wp:inline>
+        </w:drawing>
+      </w:r>
+    </w:p>
+    <w:p>
+      <w:pPr>
+        <w:pStyle w:val="Default"/>
+        <w:rPr>
+          <w:sz w:val="28"/>
+          <w:szCs w:val="28"/>
+        </w:rPr>
+      </w:pPr>
+    </w:p>
+    <w:p>
+      <w:pPr>
+        <w:pStyle w:val="Default"/>
+      </w:pPr>
+    </w:p>
+    <w:p>
+      <w:pPr>
+        <w:pStyle w:val="Default"/>
+        <w:rPr>
+          <w:sz w:val="22"/>
+          <w:szCs w:val="22"/>
+        </w:rPr>
+      </w:pPr>
+      <w:r>
+        <w:rPr>
+          <w:b/>
+          <w:bCs/>
+          <w:sz w:val="22"/>
+          <w:szCs w:val="22"/>
+        </w:rPr>
+        <w:t>Lab 2</w:t>
+      </w:r>
+      <w:r>
+        <w:rPr>
+          <w:sz w:val="22"/>
+          <w:szCs w:val="22"/>
+        </w:rPr>
+        <w:t xml:space="preserve">: Use the </w:t>
+      </w:r>
       <w:r>
         <w:rPr>
           <w:rFonts w:ascii="Courier New" w:hAnsi="Courier New" w:cs="Courier New"/>
           <w:sz w:val="20"/>
           <w:szCs w:val="20"/>
         </w:rPr>
-        <w:t>teachers</w:t>
-      </w:r>
-      <w:proofErr w:type="gramEnd"/>
+        <w:t xml:space="preserve">CREATE </w:t>
+      </w:r>
+      <w:r>
+        <w:rPr>
+          <w:sz w:val="22"/>
+          <w:szCs w:val="22"/>
+        </w:rPr>
+        <w:t xml:space="preserve">command to create a database </w:t>
+      </w:r>
+      <w:proofErr w:type="spellStart"/>
       <w:r>
         <w:rPr>
           <w:rFonts w:ascii="Courier New" w:hAnsi="Courier New" w:cs="Courier New"/>
           <w:sz w:val="20"/>
           <w:szCs w:val="20"/>
         </w:rPr>
-        <w:t xml:space="preserve"> </w:t>
-      </w:r>
+        <w:t>university_db</w:t>
+      </w:r>
+      <w:proofErr w:type="spellEnd"/>
       <w:r>
         <w:rPr>
           <w:sz w:val="22"/>
           <w:szCs w:val="22"/>
         </w:rPr>
-        <w:t xml:space="preserve">table with the </w:t>
-      </w:r>
-      <w:r>
-        <w:rPr>
-          <w:rFonts w:ascii="Courier New" w:hAnsi="Courier New" w:cs="Courier New"/>
-          <w:sz w:val="20"/>
-          <w:szCs w:val="20"/>
-        </w:rPr>
-        <w:t xml:space="preserve">students </w:t>
-      </w:r>
-      <w:r>
-        <w:rPr>
-          <w:sz w:val="22"/>
-          <w:szCs w:val="22"/>
-        </w:rPr>
-        <w:t>table.</w:t>
+        <w:t xml:space="preserve">. </w:t>
       </w:r>
     </w:p>
     <w:p>
       <w:pPr>
         <w:pStyle w:val="Default"/>
         <w:rPr>
-          <w:sz w:val="22"/>
-          <w:szCs w:val="22"/>
-        </w:rPr>
-      </w:pPr>
-      <w:r>
-        <w:rPr>
-          <w:sz w:val="22"/>
-          <w:szCs w:val="22"/>
-        </w:rPr>
-        <w:t>Ans.</w:t>
-      </w:r>
+          <w:sz w:val="28"/>
+          <w:szCs w:val="28"/>
+        </w:rPr>
+      </w:pPr>
+      <w:r>
+        <w:rPr>
+          <w:sz w:val="28"/>
+          <w:szCs w:val="28"/>
+        </w:rPr>
+        <w:t xml:space="preserve">Ans. </w:t>
+      </w:r>
+      <w:r>
+        <w:rPr>
+          <w:sz w:val="28"/>
+          <w:szCs w:val="28"/>
+        </w:rPr>
+        <w:t xml:space="preserve">CREATE DATABASE </w:t>
+      </w:r>
+      <w:proofErr w:type="spellStart"/>
+      <w:r>
+        <w:rPr>
+          <w:sz w:val="28"/>
+          <w:szCs w:val="28"/>
+        </w:rPr>
+        <w:t>university_db</w:t>
+      </w:r>
+      <w:proofErr w:type="spellEnd"/>
+      <w:r>
+        <w:rPr>
+          <w:sz w:val="28"/>
+          <w:szCs w:val="28"/>
+        </w:rPr>
+        <w:t>;</w:t>
+      </w:r>
+    </w:p>
+    <w:p>
+      <w:pPr>
+        <w:pStyle w:val="Default"/>
+        <w:rPr>
+          <w:sz w:val="28"/>
+          <w:szCs w:val="28"/>
+        </w:rPr>
+      </w:pPr>
+      <w:r>
+        <w:rPr>
+          <w:sz w:val="28"/>
+          <w:szCs w:val="28"/>
+        </w:rPr>
+        <w:drawing>
+          <wp:inline distT="0" distB="0" distL="0" distR="0" wp14:anchorId="05A60650" wp14:editId="7C20EB7F">
+            <wp:extent cx="5943600" cy="5015230"/>
+            <wp:effectExtent l="0" t="0" r="0" b="0"/>
+            <wp:docPr id="8" name="Picture 8"/>
+            <wp:cNvGraphicFramePr>
+              <a:graphicFrameLocks xmlns:a="http://schemas.openxmlformats.org/drawingml/2006/main" noChangeAspect="1"/>
+            </wp:cNvGraphicFramePr>
+            <a:graphic xmlns:a="http://schemas.openxmlformats.org/drawingml/2006/main">
+              <a:graphicData uri="http://schemas.openxmlformats.org/drawingml/2006/picture">
+                <pic:pic xmlns:pic="http://schemas.openxmlformats.org/drawingml/2006/picture">
+                  <pic:nvPicPr>
+                    <pic:cNvPr id="1" name=""/>
+                    <pic:cNvPicPr/>
+                  </pic:nvPicPr>
+                  <pic:blipFill>
+                    <a:blip r:embed="rId11"/>
+                    <a:stretch>
+                      <a:fillRect/>
+                    </a:stretch>
+                  </pic:blipFill>
+                  <pic:spPr>
+                    <a:xfrm>
+                      <a:off x="0" y="0"/>
+                      <a:ext cx="5943600" cy="5015230"/>
+                    </a:xfrm>
+                    <a:prstGeom prst="rect">
+                      <a:avLst/>
+                    </a:prstGeom>
+                  </pic:spPr>
+                </pic:pic>
+              </a:graphicData>
+            </a:graphic>
+          </wp:inline>
+        </w:drawing>
+      </w:r>
+    </w:p>
+    <w:p>
+      <w:pPr>
+        <w:pStyle w:val="Default"/>
+        <w:rPr>
+          <w:sz w:val="28"/>
+          <w:szCs w:val="28"/>
+        </w:rPr>
+      </w:pPr>
+    </w:p>
+    <w:p>
+      <w:pPr>
+        <w:pStyle w:val="Default"/>
+        <w:rPr>
+          <w:sz w:val="28"/>
+          <w:szCs w:val="28"/>
+        </w:rPr>
+      </w:pPr>
+      <w:r>
+        <w:rPr>
+          <w:sz w:val="28"/>
+          <w:szCs w:val="28"/>
+        </w:rPr>
+        <w:t>5. ALTER Command</w:t>
+      </w:r>
+    </w:p>
+    <w:p>
+      <w:pPr>
+        <w:pStyle w:val="Default"/>
+        <w:rPr>
+          <w:sz w:val="28"/>
+          <w:szCs w:val="28"/>
+        </w:rPr>
+      </w:pPr>
+    </w:p>
+    <w:p>
+      <w:pPr>
+        <w:pStyle w:val="Default"/>
+        <w:rPr>
+          <w:sz w:val="28"/>
+          <w:szCs w:val="28"/>
+        </w:rPr>
+      </w:pPr>
     </w:p>
     <w:p>
       <w:pPr>
